--- a/Volume 1/Chapter 02 - Language Fundamentals/SPA_Vol1_Ch2_Lesson2_9a_EXTENDED_Structs_Records.docx
+++ b/Volume 1/Chapter 02 - Language Fundamentals/SPA_Vol1_Ch2_Lesson2_9a_EXTENDED_Structs_Records.docx
@@ -739,7 +739,6 @@
     <w:p>
       <w:pPr>
         <w:pStyle w:val="CommandBlock"/>
-        <w:keepNext/>
       </w:pPr>
       <w:r>
         <w:t xml:space="preserve">    Out-Null</w:t>
@@ -747,42 +746,136 @@
     </w:p>
     <w:p>
       <w:pPr>
+        <w:keepNext/>
+      </w:pPr>
+    </w:p>
+    <w:p>
+      <w:pPr>
+        <w:keepNext/>
+      </w:pPr>
+      <w:r>
+        <w:t>Next, let the tools create the Rust and Solidity projects: cargo init writes Cargo.toml, Remove-Item deletes the starter main.rs because the programs are in src\bin, and forge init --empty makes the Foundry project.</w:t>
+      </w:r>
+    </w:p>
+    <w:p>
+      <w:pPr>
+        <w:keepNext/>
+      </w:pPr>
+    </w:p>
+    <w:p>
+      <w:pPr>
         <w:pStyle w:val="CommandBlock"/>
         <w:keepNext/>
       </w:pPr>
       <w:r>
-        <w:t>New-Item -ItemType Directory -Force `</w:t>
+        <w:t>cargo init .\rust --name record --vcs none</w:t>
       </w:r>
     </w:p>
     <w:p>
       <w:pPr>
         <w:pStyle w:val="CommandBlock"/>
-      </w:pPr>
-      <w:r>
-        <w:t xml:space="preserve">    "$HOME\spa\lesson-2.9-extended\solidity\script" | Out-Null</w:t>
-      </w:r>
-    </w:p>
-    <w:p>
-      <w:pPr>
-        <w:keepNext/>
-      </w:pPr>
-    </w:p>
-    <w:p>
-      <w:pPr>
-        <w:keepNext/>
-      </w:pPr>
-      <w:r>
-        <w:t>Save each file from this lesson into the matching path in the project layout. As in Chapter 1, notepad .\rust\Cargo.toml creates and opens one: choose Yes, type the file, save it with Ctrl+S, and close Notepad. Then install forge-std, Foundry's standard library, into the Solidity project. Linux Assembly runs in WSL or on a Linux computer.</w:t>
-      </w:r>
-    </w:p>
-    <w:p>
-      <w:pPr>
-        <w:keepNext/>
-      </w:pPr>
+        <w:keepNext/>
+      </w:pPr>
+      <w:r>
+        <w:t>Remove-Item .\rust\src\main.rs</w:t>
+      </w:r>
     </w:p>
     <w:p>
       <w:pPr>
         <w:pStyle w:val="CommandBlock"/>
+      </w:pPr>
+      <w:r>
+        <w:t>forge init .\solidity --empty --no-git --offline</w:t>
+      </w:r>
+    </w:p>
+    <w:p>
+      <w:pPr>
+        <w:keepNext/>
+      </w:pPr>
+    </w:p>
+    <w:p>
+      <w:r>
+        <w:t>Then replace the foundry.toml that forge init wrote with this lesson's settings. notepad .\solidity\foundry.toml opens it: select everything with Ctrl+A, type the file below in its place, save it with Ctrl+S, and close Notepad.</w:t>
+      </w:r>
+    </w:p>
+    <w:p>
+      <w:pPr>
+        <w:keepNext/>
+      </w:pPr>
+    </w:p>
+    <w:p>
+      <w:pPr>
+        <w:pStyle w:val="Heading3"/>
+      </w:pPr>
+      <w:r>
+        <w:t>solidity/foundry.toml</w:t>
+      </w:r>
+    </w:p>
+    <w:p>
+      <w:pPr>
+        <w:pStyle w:val="SourceCode"/>
+        <w:keepNext/>
+      </w:pPr>
+      <w:r>
+        <w:t>[profile.default]</w:t>
+      </w:r>
+    </w:p>
+    <w:p>
+      <w:pPr>
+        <w:pStyle w:val="SourceCode"/>
+        <w:keepNext/>
+      </w:pPr>
+      <w:r>
+        <w:t># The scripts in script/ are the only Solidity sources in this project.</w:t>
+      </w:r>
+    </w:p>
+    <w:p>
+      <w:pPr>
+        <w:pStyle w:val="SourceCode"/>
+        <w:keepNext/>
+      </w:pPr>
+      <w:r>
+        <w:t>src = "script"</w:t>
+      </w:r>
+    </w:p>
+    <w:p>
+      <w:pPr>
+        <w:pStyle w:val="SourceCode"/>
+        <w:keepNext/>
+      </w:pPr>
+      <w:r>
+        <w:t># forge install puts forge-std in lib/.</w:t>
+      </w:r>
+    </w:p>
+    <w:p>
+      <w:pPr>
+        <w:pStyle w:val="SourceCode"/>
+      </w:pPr>
+      <w:r>
+        <w:t>libs = ["lib"]</w:t>
+      </w:r>
+    </w:p>
+    <w:p>
+      <w:pPr>
+        <w:keepNext/>
+      </w:pPr>
+    </w:p>
+    <w:p>
+      <w:pPr>
+        <w:keepNext/>
+      </w:pPr>
+      <w:r>
+        <w:t>Then install forge-std, Foundry's standard library, into the Solidity project.</w:t>
+      </w:r>
+    </w:p>
+    <w:p>
+      <w:pPr>
+        <w:keepNext/>
+      </w:pPr>
+    </w:p>
+    <w:p>
+      <w:pPr>
+        <w:pStyle w:val="CommandBlock"/>
         <w:keepNext/>
       </w:pPr>
       <w:r>
@@ -812,6 +905,16 @@
       </w:pPr>
     </w:p>
     <w:p>
+      <w:r>
+        <w:t>You save each source file in its language's section below, as each is shown. As in Chapter 1, notepad .\rust\src\bin\basic_record.rs creates and opens one: choose Yes, type the file, save it with Ctrl+S, and close Notepad. Linux Assembly runs in WSL or on a Linux computer.</w:t>
+      </w:r>
+    </w:p>
+    <w:p>
+      <w:pPr>
+        <w:keepNext/>
+      </w:pPr>
+    </w:p>
+    <w:p>
       <w:pPr>
         <w:keepNext/>
       </w:pPr>
@@ -852,7 +955,7 @@
         <w:keepNext/>
       </w:pPr>
       <w:r>
-        <w:t>mkdir -p "$HOME/spa/lesson-2.9-extended/"{rust/src/bin,solidity/script}</w:t>
+        <w:t>mkdir -p "$HOME/spa/lesson-2.9-extended/rust/src/bin"</w:t>
       </w:r>
     </w:p>
     <w:p>
@@ -873,7 +976,7 @@
         <w:keepNext/>
       </w:pPr>
       <w:r>
-        <w:t>Save each file from this lesson into the matching path in the project layout. As in Chapter 1, nano ./rust/Cargo.toml creates and opens one: type the file, then save and close it with Ctrl+O, Enter, then Ctrl+X. Then install forge-std.</w:t>
+        <w:t>Then create the Rust and Solidity projects with the same commands as on Windows; rm deletes the starter main.rs.</w:t>
       </w:r>
     </w:p>
     <w:p>
@@ -884,6 +987,50 @@
     <w:p>
       <w:pPr>
         <w:pStyle w:val="CommandBlock"/>
+        <w:keepNext/>
+      </w:pPr>
+      <w:r>
+        <w:t>cargo init ./rust --name record --vcs none</w:t>
+      </w:r>
+    </w:p>
+    <w:p>
+      <w:pPr>
+        <w:pStyle w:val="CommandBlock"/>
+        <w:keepNext/>
+      </w:pPr>
+      <w:r>
+        <w:t>rm ./rust/src/main.rs</w:t>
+      </w:r>
+    </w:p>
+    <w:p>
+      <w:pPr>
+        <w:pStyle w:val="CommandBlock"/>
+      </w:pPr>
+      <w:r>
+        <w:t>forge init ./solidity --empty --no-git --offline</w:t>
+      </w:r>
+    </w:p>
+    <w:p>
+      <w:pPr>
+        <w:keepNext/>
+      </w:pPr>
+    </w:p>
+    <w:p>
+      <w:pPr>
+        <w:keepNext/>
+      </w:pPr>
+      <w:r>
+        <w:t>Replace solidity/foundry.toml with the file shown in the Windows setup; nano ./solidity/foundry.toml opens it. Then install forge-std.</w:t>
+      </w:r>
+    </w:p>
+    <w:p>
+      <w:pPr>
+        <w:keepNext/>
+      </w:pPr>
+    </w:p>
+    <w:p>
+      <w:pPr>
+        <w:pStyle w:val="CommandBlock"/>
       </w:pPr>
       <w:r>
         <w:t>(cd ./solidity &amp;&amp; forge install foundry-rs/forge-std@v1.16.2 --no-git)</w:t>
@@ -895,6 +1042,16 @@
       </w:pPr>
     </w:p>
     <w:p>
+      <w:r>
+        <w:t>You save each source file in its language's section below, as each is shown. As in Chapter 1, nano ./rust/src/bin/basic_record.rs creates and opens one: type the file, then save and close it with Ctrl+O, Enter, then Ctrl+X.</w:t>
+      </w:r>
+    </w:p>
+    <w:p>
+      <w:pPr>
+        <w:keepNext/>
+      </w:pPr>
+    </w:p>
+    <w:p>
       <w:pPr>
         <w:keepNext/>
       </w:pPr>
@@ -11715,6 +11872,11 @@
       </w:r>
     </w:p>
     <w:p>
+      <w:r>
+        <w:t>This is the Cargo.toml that cargo init wrote, shown here so you can check yours. The [package] lines match; yours also ends with an empty [dependencies] heading, and the lines that start with # are notes for you, not something cargo writes.</w:t>
+      </w:r>
+    </w:p>
+    <w:p>
       <w:pPr>
         <w:keepNext/>
       </w:pPr>
@@ -11789,68 +11951,6 @@
       </w:pPr>
       <w:r>
         <w:t># basic_record and record.</w:t>
-      </w:r>
-    </w:p>
-    <w:p>
-      <w:pPr>
-        <w:keepNext/>
-      </w:pPr>
-    </w:p>
-    <w:p>
-      <w:pPr>
-        <w:keepNext/>
-      </w:pPr>
-    </w:p>
-    <w:p>
-      <w:pPr>
-        <w:pStyle w:val="Heading2"/>
-      </w:pPr>
-      <w:r>
-        <w:t>solidity/foundry.toml</w:t>
-      </w:r>
-    </w:p>
-    <w:p>
-      <w:pPr>
-        <w:pStyle w:val="SourceCode"/>
-        <w:keepNext/>
-      </w:pPr>
-      <w:r>
-        <w:t>[profile.default]</w:t>
-      </w:r>
-    </w:p>
-    <w:p>
-      <w:pPr>
-        <w:pStyle w:val="SourceCode"/>
-        <w:keepNext/>
-      </w:pPr>
-      <w:r>
-        <w:t># The scripts in script/ are the only Solidity sources in this project.</w:t>
-      </w:r>
-    </w:p>
-    <w:p>
-      <w:pPr>
-        <w:pStyle w:val="SourceCode"/>
-        <w:keepNext/>
-      </w:pPr>
-      <w:r>
-        <w:t>src = "script"</w:t>
-      </w:r>
-    </w:p>
-    <w:p>
-      <w:pPr>
-        <w:pStyle w:val="SourceCode"/>
-        <w:keepNext/>
-      </w:pPr>
-      <w:r>
-        <w:t># forge install puts forge-std in lib/.</w:t>
-      </w:r>
-    </w:p>
-    <w:p>
-      <w:pPr>
-        <w:pStyle w:val="SourceCode"/>
-      </w:pPr>
-      <w:r>
-        <w:t>libs = ["lib"]</w:t>
       </w:r>
     </w:p>
     <w:p>
@@ -13063,31 +13163,31 @@
       </w:rPr>
     </w:lvl>
   </w:abstractNum>
-  <w:num w:numId="1" w16cid:durableId="213589010">
+  <w:num w:numId="1" w16cid:durableId="93788338">
     <w:abstractNumId w:val="8"/>
   </w:num>
-  <w:num w:numId="2" w16cid:durableId="1839297960">
+  <w:num w:numId="2" w16cid:durableId="1123767446">
     <w:abstractNumId w:val="6"/>
   </w:num>
-  <w:num w:numId="3" w16cid:durableId="1862084485">
+  <w:num w:numId="3" w16cid:durableId="821458750">
     <w:abstractNumId w:val="5"/>
   </w:num>
-  <w:num w:numId="4" w16cid:durableId="859009528">
+  <w:num w:numId="4" w16cid:durableId="1576283796">
     <w:abstractNumId w:val="4"/>
   </w:num>
-  <w:num w:numId="5" w16cid:durableId="468013693">
+  <w:num w:numId="5" w16cid:durableId="1621716588">
     <w:abstractNumId w:val="7"/>
   </w:num>
-  <w:num w:numId="6" w16cid:durableId="735517155">
+  <w:num w:numId="6" w16cid:durableId="1329944751">
     <w:abstractNumId w:val="3"/>
   </w:num>
-  <w:num w:numId="7" w16cid:durableId="587275287">
+  <w:num w:numId="7" w16cid:durableId="1553273773">
     <w:abstractNumId w:val="2"/>
   </w:num>
-  <w:num w:numId="8" w16cid:durableId="1110471021">
+  <w:num w:numId="8" w16cid:durableId="201481034">
     <w:abstractNumId w:val="1"/>
   </w:num>
-  <w:num w:numId="9" w16cid:durableId="1463576761">
+  <w:num w:numId="9" w16cid:durableId="2113623166">
     <w:abstractNumId w:val="0"/>
   </w:num>
 </w:numbering>

--- a/Volume 1/Chapter 02 - Language Fundamentals/SPA_Vol1_Ch2_Lesson2_9a_EXTENDED_Structs_Records.docx
+++ b/Volume 1/Chapter 02 - Language Fundamentals/SPA_Vol1_Ch2_Lesson2_9a_EXTENDED_Structs_Records.docx
@@ -95,10 +95,7 @@
     </w:p>
     <w:p>
       <w:r>
-        <w:t>Lesson 2.9 kept a server record in six mainstream languages. These four show what a record is underneath and how far languages differ in what happens when one is passed to a function. Assembly has no record type at all, so it shows the bare mechanism: a block of memory and the offsets of its fields. Rust lends a record with &amp; or &amp;mut instead of copying it. Erlang never changes a record; an update returns a new one. Solidity keeps a record in memory and passes it to internal functions as the caller's own. Ea</w:t>
-      </w:r>
-      <w:r>
-        <w:t>ch also keeps the environment to a fixed set of names in its own way, and Erlang shows what is lost without a checked enum. Read Lesson 2.9 first; this companion builds on it.</w:t>
+        <w:t>Lesson 2.9 kept a server record in six mainstream languages. These four show what a record is underneath and how far languages differ in what happens when one is passed to a function. Assembly has no record type at all, so it shows the bare mechanism: a block of memory and the offsets of its fields. Rust lends a record with &amp; or &amp;mut instead of copying it. Erlang never changes a record; an update returns a new one. Solidity keeps a record in memory and passes it to internal functions as the caller's own. Each also keeps the environment to a fixed set of names in its own way, and Erlang shows what is lost without a checked enum. Read Lesson 2.9 first; this companion builds on it.</w:t>
       </w:r>
     </w:p>
     <w:p>
@@ -161,10 +158,7 @@
         <w:pStyle w:val="ListBullet"/>
       </w:pPr>
       <w:r>
-        <w:t>An enumeration limits a value to a fixed set of names, as Lesson 2.9 explains: a typo in loose text compiles and prints wrong, while a misspelled enum name does not build. The environment is production, staging, or development. Rust and Solidity have an enum type (Solidity's is a uint8 underneath); Rust's variants can also carry data, named here only. Erlang has none: atoms serve as enum values, but nothing stops a misspelled atom. Assembly has none: named equ constants stand in, and nothing checks the numb</w:t>
-      </w:r>
-      <w:r>
-        <w:t>er stored.</w:t>
+        <w:t>An enumeration limits a value to a fixed set of names, as Lesson 2.9 explains: a typo in loose text compiles and prints wrong, while a misspelled enum name does not build. The environment is production, staging, or development. Rust and Solidity have an enum type (Solidity's is a uint8 underneath); Rust's variants can also carry data, named here only. Erlang has none: atoms serve as enum values, but nothing stops a misspelled atom. Assembly has none: named equ constants stand in, and nothing checks the number stored.</w:t>
       </w:r>
     </w:p>
     <w:p>
@@ -423,10 +417,7 @@
         <w:pStyle w:val="ListBullet"/>
       </w:pPr>
       <w:r>
-        <w:t>Every implementation uses the same values and steps as Lesson 2.9: an Environment enumeration of production, staging, and development (Assembly equ constants, Rust enum, Erlang atoms, Solidity enum), a Server record with four fields whose environment is one of those names, printed as its text, web-01 in production on port 443, enabled, printed by print_server, which chooses yes or no for the enabled field; hostname and port read directly for one line; port updated to 8443 and enabled to false; and the recor</w:t>
-      </w:r>
-      <w:r>
-        <w:t>d printed again.</w:t>
+        <w:t>Every implementation uses the same values and steps as Lesson 2.9: an Environment enumeration of production, staging, and development (Assembly equ constants, Rust enum, Erlang atoms, Solidity enum), a Server record with four fields whose environment is one of those names, printed as its text, web-01 in production on port 443, enabled, printed by print_server, which chooses yes or no for the enabled field; hostname and port read directly for one line; port updated to 8443 and enabled to false; and the record printed again.</w:t>
       </w:r>
     </w:p>
     <w:p>
@@ -1071,13 +1062,7 @@
     </w:p>
     <w:p>
       <w:r>
-        <w:t xml:space="preserve">Assembly has no struct, record, or class. The nearest honest equivalent is a block of memory in which the program itself decides where each field sits: this program keeps one server as four 8-byte fields side by side, and equ names each field's offset, its distance in bytes from the start of the block, so [web_01_server + PORT] reads as "the port field". That is what a C compiler does for a struct, with three things Assembly does not do: it computes the offsets, it checks the field names, and it picks each </w:t>
-      </w:r>
-      <w:r>
-        <w:t>field's size. Here a wrong offset reads the wrong field with no error, and every field is 8 bytes only because that keeps the offsets simple. A record travels as its address, never as a copy, so every function works on the caller's own record; the Production-Minded create_server fills a block the caller passes, because a 32-byte record cannot come back in rax. Assembly has no enum either: named equ constants, PRODUCTION 0, STAGING 1, and DEVELOPMENT 2, stand in for one, the environment field holds the numbe</w:t>
-      </w:r>
-      <w:r>
-        <w:t>r, and print_server uses it to pick the text's address from a dq list, environment_names.</w:t>
+        <w:t>Assembly has no struct, record, or class. The nearest honest equivalent is a block of memory in which the program itself decides where each field sits: this program keeps one server as four 8-byte fields side by side, and equ names each field's offset, its distance in bytes from the start of the block, so [web_01_server + PORT] reads as "the port field". That is what a C compiler does for a struct, with three things Assembly does not do: it computes the offsets, it checks the field names, and it picks each field's size. Here a wrong offset reads the wrong field with no error, and every field is 8 bytes only because that keeps the offsets simple. A record travels as its address, never as a copy, so every function works on the caller's own record; the Production-Minded create_server fills a block the caller passes, because a 32-byte record cannot come back in rax. Assembly has no enum either: named equ constants, PRODUCTION 0, STAGING 1, and DEVELOPMENT 2, stand in for one, the environment field holds the number, and print_server uses it to pick the text's address from a dq list, environment_names.</w:t>
       </w:r>
     </w:p>
     <w:p>
@@ -6024,10 +6009,7 @@
     </w:p>
     <w:p>
       <w:r>
-        <w:t>Both versions define the same record and print the same nine lines. The Basic version fills the record in main and changes its fields there directly. The Production-Minded version builds every record in create_server and changes it only through update_server, so a new field, or later a rule such as a valid port range, is added in one place. update_server is also where value and reference matter: the caller must end up with the changed record, whether the function changes the caller's own record or returns a</w:t>
-      </w:r>
-      <w:r>
-        <w:t xml:space="preserve"> new one.</w:t>
+        <w:t>Both versions define the same record and print the same nine lines. The Basic version fills the record in main and changes its fields there directly. The Production-Minded version builds every record in create_server and changes it only through update_server, so a new field, or later a rule such as a valid port range, is added in one place. update_server is also where value and reference matter: the caller must end up with the changed record, whether the function changes the caller's own record or returns a new one.</w:t>
       </w:r>
     </w:p>
     <w:p>
@@ -6055,10 +6037,7 @@
     </w:p>
     <w:p>
       <w:r>
-        <w:t>Rust's record is the struct. struct Server lists its fields as name: type, and Server { field: value, ... } creates one with every field named. A struct passed to a function without &amp; is handed over, as a String was in Lesson 2.2a, and the caller cannot use it again, so print_server takes &amp;Server, a read-only loan, and the Production-Minded update_server takes &amp;mut Server, a loan that allows changes. create_server returns a new Server as its last expression, and the caller owns it. The environment is an enu</w:t>
-      </w:r>
-      <w:r>
-        <w:t>m Environment with three variants, written Environment::Production; environment_name turns a variant into text with a match, which must cover every variant or the build fails. Rust's variants can also carry data, such as a value inside a variant; this lesson uses plain names only.</w:t>
+        <w:t>Rust's record is the struct. struct Server lists its fields as name: type, and Server { field: value, ... } creates one with every field named. A struct passed to a function without &amp; is handed over, as a String was in Lesson 2.2a, and the caller cannot use it again, so print_server takes &amp;Server, a read-only loan, and the Production-Minded update_server takes &amp;mut Server, a loan that allows changes. create_server returns a new Server as its last expression, and the caller owns it. The environment is an enum Environment with three variants, written Environment::Production; environment_name turns a variant into text with a match, which must cover every variant or the build fails. Rust's variants can also carry data, such as a value inside a variant; this lesson uses plain names only.</w:t>
       </w:r>
     </w:p>
     <w:p>
@@ -6912,10 +6891,7 @@
         <w:keepNext/>
       </w:pPr>
       <w:r>
-        <w:t>cargo build prints its own progress lines first; those are not part of the program's output. It also prints warning: variants `Staging` and `Development` are never constructed, once for each program: it creates only Production, and Rust points out names nothing uses. It is a warning, not an error. After the Exercise, basic_record still warns, and record warns only about Development. The program reads no input. Your screen must show exactly these nine lines, with the same spelling, spacing, and capitalizatio</w:t>
-      </w:r>
-      <w:r>
-        <w:t>n.</w:t>
+        <w:t>cargo build prints its own progress lines first; those are not part of the program's output. It also prints warning: variants `Staging` and `Development` are never constructed, once for each program: it creates only Production, and Rust points out names nothing uses. It is a warning, not an error. After the Exercise, basic_record still warns, and record warns only about Development. The program reads no input. Your screen must show exactly these nine lines, with the same spelling, spacing, and capitalization.</w:t>
       </w:r>
     </w:p>
     <w:p>
@@ -7785,10 +7761,7 @@
         <w:keepNext/>
       </w:pPr>
       <w:r>
-        <w:t>cargo build prints its own progress lines first; those are not part of the program's output. It also prints warning: variants `Staging` and `Development` are never constructed, once for each program: it creates only Production, and Rust points out names nothing uses. It is a warning, not an error. After the Exercise, basic_record still warns, and record warns only about Development. The program reads no input. Your screen must show exactly these nine lines, with the same spelling, spacing, and capitalizatio</w:t>
-      </w:r>
-      <w:r>
-        <w:t>n.</w:t>
+        <w:t>cargo build prints its own progress lines first; those are not part of the program's output. It also prints warning: variants `Staging` and `Development` are never constructed, once for each program: it creates only Production, and Rust points out names nothing uses. It is a warning, not an error. After the Exercise, basic_record still warns, and record warns only about Development. The program reads no input. Your screen must show exactly these nine lines, with the same spelling, spacing, and capitalization.</w:t>
       </w:r>
     </w:p>
     <w:p>
@@ -8018,10 +7991,7 @@
     </w:p>
     <w:p>
       <w:r>
-        <w:t>Both versions define the same record and print the same nine lines. The Basic version fills the record in main and changes its fields there directly. The Production-Minded version builds every record in create_server and changes it only through update_server, so a new field, or later a rule such as a valid port range, is added in one place. update_server is also where value and reference matter: the caller must end up with the changed record, whether the function changes the caller's own record or returns a</w:t>
-      </w:r>
-      <w:r>
-        <w:t xml:space="preserve"> new one.</w:t>
+        <w:t>Both versions define the same record and print the same nine lines. The Basic version fills the record in main and changes its fields there directly. The Production-Minded version builds every record in create_server and changes it only through update_server, so a new field, or later a rule such as a valid port range, is added in one place. update_server is also where value and reference matter: the caller must end up with the changed record, whether the function changes the caller's own record or returns a new one.</w:t>
       </w:r>
     </w:p>
     <w:p>
@@ -8049,10 +8019,7 @@
     </w:p>
     <w:p>
       <w:r>
-        <w:t>Erlang's record is defined with -record(server, {hostname, environment, port, enabled}), created with #server{field = value, ...}, and read with Server#server.port: the variable, then #, the record name, a dot, and the field name. Like every Erlang value, a record never changes: Server#server{port = 8443, enabled = false} returns a new record with those fields replaced, and the original still holds 443. So the Production-Minded update_server returns the changed record, and main keeps it under a new name, Up</w:t>
-      </w:r>
-      <w:r>
-        <w:t>dated, and prints that. The module is named server_record because it holds the server record and the functions that build and print one. Erlang has no enum type: atoms serve as enum values, so the environment is the atom production, one of production, staging, or development, and ~s prints its name.</w:t>
+        <w:t>Erlang's record is defined with -record(server, {hostname, environment, port, enabled}), created with #server{field = value, ...}, and read with Server#server.port: the variable, then #, the record name, a dot, and the field name. Like every Erlang value, a record never changes: Server#server{port = 8443, enabled = false} returns a new record with those fields replaced, and the original still holds 443. So the Production-Minded update_server returns the changed record, and main keeps it under a new name, Updated, and prints that. The module is named server_record because it holds the server record and the functions that build and print one. Erlang has no enum type: atoms serve as enum values, so the environment is the atom production, one of production, staging, or development, and ~s prints its name.</w:t>
       </w:r>
     </w:p>
     <w:p>
@@ -9586,10 +9553,7 @@
     </w:p>
     <w:p>
       <w:r>
-        <w:t>Both versions define the same record and print the same nine lines. The Basic version fills the record in main and changes its fields there directly. The Production-Minded version builds every record in create_server and changes it only through update_server, so a new field, or later a rule such as a valid port range, is added in one place. update_server is also where value and reference matter: the caller must end up with the changed record, whether the function changes the caller's own record or returns a</w:t>
-      </w:r>
-      <w:r>
-        <w:t xml:space="preserve"> new one.</w:t>
+        <w:t>Both versions define the same record and print the same nine lines. The Basic version fills the record in main and changes its fields there directly. The Production-Minded version builds every record in create_server and changes it only through update_server, so a new field, or later a rule such as a valid port range, is added in one place. update_server is also where value and reference matter: the caller must end up with the changed record, whether the function changes the caller's own record or returns a new one.</w:t>
       </w:r>
     </w:p>
     <w:p>
@@ -9617,10 +9581,7 @@
     </w:p>
     <w:p>
       <w:r>
-        <w:t>Solidity's record is the struct, declared inside the contract, and Server({field: value, ...}) creates one in memory, the working space of one call, rather than in storage, the contract's saved data. A memory struct passed to an internal function is the caller's own record, so the Production-Minded updateServer changes it in place with nothing extra, and createServer returns a new one. That holds only inside the contract: a record sent to another contract would be a copy. Nothing is stored in this lesson, s</w:t>
-      </w:r>
-      <w:r>
-        <w:t>o run is pure again. The environment is an enum Environment, written Environment.Production; underneath it is a uint8, a small whole number, and console.log cannot print it, so environmentName turns it into text with an else-if chain, because Solidity has no switch.</w:t>
+        <w:t>Solidity's record is the struct, declared inside the contract, and Server({field: value, ...}) creates one in memory, the working space of one call, rather than in storage, the contract's saved data. A memory struct passed to an internal function is the caller's own record, so the Production-Minded updateServer changes it in place with nothing extra, and createServer returns a new one. That holds only inside the contract: a record sent to another contract would be a copy. Nothing is stored in this lesson, so run is pure again. The environment is an enum Environment, written Environment.Production; underneath it is a uint8, a small whole number, and console.log cannot print it, so environmentName turns it into text with an else-if chain, because Solidity has no switch.</w:t>
       </w:r>
     </w:p>
     <w:p>
@@ -11842,10 +11803,7 @@
     </w:p>
     <w:p>
       <w:r>
-        <w:t>Both versions define the same record and print the same nine lines. The Basic version fills the record in run and changes its fields there directly. The Production-Minded version builds every record in createServer and changes it only through updateServer, so a new field, or later a rule such as a valid port range, is added in one place. updateServer is also where value and reference matter: the caller must end up with the changed record, whether the function changes the caller's own record or returns a new</w:t>
-      </w:r>
-      <w:r>
-        <w:t xml:space="preserve"> one.</w:t>
+        <w:t>Both versions define the same record and print the same nine lines. The Basic version fills the record in run and changes its fields there directly. The Production-Minded version builds every record in createServer and changes it only through updateServer, so a new field, or later a rule such as a valid port range, is added in one place. updateServer is also where value and reference matter: the caller must end up with the changed record, whether the function changes the caller's own record or returns a new one.</w:t>
       </w:r>
     </w:p>
     <w:p>
@@ -12300,10 +12258,7 @@
     </w:p>
     <w:p>
       <w:r>
-        <w:t xml:space="preserve">A record is how both Chapter 2 projects carry their facts, in the Extended languages too. The System Information Utility gathers a host name, operating-system family, CPU count, and total memory: a HostInfo record holds them together, a create function fills it, and a print function like print_server prints the report. The Command-Line Survey Application keeps one person's answers, the server, environment, and port asked for in Lesson 2.3a, in one record, filled as the questions are answered and printed as </w:t>
-      </w:r>
-      <w:r>
-        <w:t>the final summary; in Solidity the answers arrive as one call's arguments and fill a memory record. Server, create_server, and print_server are that piece. Lesson 2.10a moves them into their own module and calls them from the entry file.</w:t>
+        <w:t>A record is how both Chapter 2 projects carry their facts, in the Extended languages too. The System Information Utility gathers a host name, operating-system family, CPU count, and total memory: a HostInfo record holds them together, a create function fills it, and a print function like print_server prints the report. The Command-Line Survey Application keeps one person's answers, the server, environment, and port asked for in Lesson 2.3a, in one record, filled as the questions are answered and printed as the final summary; in Solidity the answers arrive as one call's arguments and fill a memory record. Server, create_server, and print_server are that piece. Lesson 2.10a moves them into their own module and calls them from the entry file.</w:t>
       </w:r>
     </w:p>
     <w:p>
@@ -12553,10 +12508,7 @@
         <w:pStyle w:val="ListBullet"/>
       </w:pPr>
       <w:r>
-        <w:t>Assembly: add ROLE equ 32, the texts web db "web", 0 and role_format db "Role: %s", 10, 0, and make the record resq 5. In print_server, print [r12 + ROLE] with role_format directly after the .print_done label, so it follows the enabled line. create_server gets a sixth value: on Windows main stores web's address at [rsp + 40] before the call and grows its frame to sub rsp, 56 and add rsp, 56, and create_server reads the value at [rsp + 48] into r10 and stores it at [rcx + ROLE]; on Linux the sixth value arri</w:t>
-      </w:r>
-      <w:r>
-        <w:t>ves in r9, so main writes lea r9, [web] before the call and create_server stores r9 at [rdi + ROLE].</w:t>
+        <w:t>Assembly: add ROLE equ 32, the texts web db "web", 0 and role_format db "Role: %s", 10, 0, and make the record resq 5. In print_server, print [r12 + ROLE] with role_format directly after the .print_done label, so it follows the enabled line. create_server gets a sixth value: on Windows main stores web's address at [rsp + 40] before the call and grows its frame to sub rsp, 56 and add rsp, 56, and create_server reads the value at [rsp + 48] into r10 and stores it at [rcx + ROLE]; on Linux the sixth value arrives in r9, so main writes lea r9, [web] before the call and create_server stores r9 at [rdi + ROLE].</w:t>
       </w:r>
     </w:p>
     <w:p>
@@ -12974,10 +12926,7 @@
     </w:p>
     <w:p>
       <w:r>
-        <w:t xml:space="preserve">Every language keeps a record the same way at heart: related values side by side under one name, each reached by a field name. Assembly shows the mechanism itself, a block of memory and the offsets of its fields, with nothing to check them. Rust lends a record with &amp; to read and &amp;mut to change; Erlang returns a new record for every change; Solidity passes a memory record to internal functions as the caller's own. A fixed set of names is a Rust or Solidity enum, a set of equ constants in Assembly, and atoms </w:t>
-      </w:r>
-      <w:r>
-        <w:t>in Erlang, where nothing catches a misspelled one. Lesson 2.10a turns to modules: moving the record and the functions that build and print it into their own file.</w:t>
+        <w:t>Every language keeps a record the same way at heart: related values side by side under one name, each reached by a field name. Assembly shows the mechanism itself, a block of memory and the offsets of its fields, with nothing to check them. Rust lends a record with &amp; to read and &amp;mut to change; Erlang returns a new record for every change; Solidity passes a memory record to internal functions as the caller's own. A fixed set of names is a Rust or Solidity enum, a set of equ constants in Assembly, and atoms in Erlang, where nothing catches a misspelled one. Lesson 2.10a turns to modules: moving the record and the functions that build and print it into their own file.</w:t>
       </w:r>
     </w:p>
     <w:sectPr>

--- a/Volume 1/Chapter 02 - Language Fundamentals/SPA_Vol1_Ch2_Lesson2_9a_EXTENDED_Structs_Records.docx
+++ b/Volume 1/Chapter 02 - Language Fundamentals/SPA_Vol1_Ch2_Lesson2_9a_EXTENDED_Structs_Records.docx
@@ -95,7 +95,10 @@
     </w:p>
     <w:p>
       <w:r>
-        <w:t>Lesson 2.9 kept a server record in six mainstream languages. These four show what a record is underneath and how far languages differ in what happens when one is passed to a function. Assembly has no record type at all, so it shows the bare mechanism: a block of memory and the offsets of its fields. Rust lends a record with &amp; or &amp;mut instead of copying it. Erlang never changes a record; an update returns a new one. Solidity keeps a record in memory and passes it to internal functions as the caller's own. Each also keeps the environment to a fixed set of names in its own way, and Erlang shows what is lost without a checked enum. Read Lesson 2.9 first; this companion builds on it.</w:t>
+        <w:t>Lesson 2.9 kept a server record in six mainstream languages. These four show what a record is underneath and how far languages differ in what happens when one is passed to a function. Assembly has no record type at all, so it shows the bare mechanism: a block of memory and the offsets of its fields. Rust lends a record with &amp; or &amp;mut instead of copying it. Erlang never changes a record; an update returns a new one. Solidity keeps a record in memory and passes it to internal functions as the caller's own. Ea</w:t>
+      </w:r>
+      <w:r>
+        <w:t>ch also keeps the environment to a fixed set of names in its own way, and Erlang shows what is lost without a checked enum. Read Lesson 2.9 first; this companion builds on it.</w:t>
       </w:r>
     </w:p>
     <w:p>
@@ -158,7 +161,10 @@
         <w:pStyle w:val="ListBullet"/>
       </w:pPr>
       <w:r>
-        <w:t>An enumeration limits a value to a fixed set of names, as Lesson 2.9 explains: a typo in loose text compiles and prints wrong, while a misspelled enum name does not build. The environment is production, staging, or development. Rust and Solidity have an enum type (Solidity's is a uint8 underneath); Rust's variants can also carry data, named here only. Erlang has none: atoms serve as enum values, but nothing stops a misspelled atom. Assembly has none: named equ constants stand in, and nothing checks the number stored.</w:t>
+        <w:t>An enumeration limits a value to a fixed set of names, as Lesson 2.9 explains: a typo in loose text compiles and prints wrong, while a misspelled enum name does not build. The environment is production, staging, or development. Rust and Solidity have an enum type (Solidity's is a uint8 underneath); Rust's variants can also carry data, named here only. Erlang has none: atoms serve as enum values, but nothing stops a misspelled atom. Assembly has none: named equ constants stand in, and nothing checks the numb</w:t>
+      </w:r>
+      <w:r>
+        <w:t>er stored.</w:t>
       </w:r>
     </w:p>
     <w:p>
@@ -417,7 +423,10 @@
         <w:pStyle w:val="ListBullet"/>
       </w:pPr>
       <w:r>
-        <w:t>Every implementation uses the same values and steps as Lesson 2.9: an Environment enumeration of production, staging, and development (Assembly equ constants, Rust enum, Erlang atoms, Solidity enum), a Server record with four fields whose environment is one of those names, printed as its text, web-01 in production on port 443, enabled, printed by print_server, which chooses yes or no for the enabled field; hostname and port read directly for one line; port updated to 8443 and enabled to false; and the record printed again.</w:t>
+        <w:t>Every implementation uses the same values and steps as Lesson 2.9: an Environment enumeration of production, staging, and development (Assembly equ constants, Rust enum, Erlang atoms, Solidity enum), a Server record with four fields whose environment is one of those names, printed as its text, web-01 in production on port 443, enabled, printed by print_server, which chooses yes or no for the enabled field; hostname and port read directly for one line; port updated to 8443 and enabled to false; and the recor</w:t>
+      </w:r>
+      <w:r>
+        <w:t>d printed again.</w:t>
       </w:r>
     </w:p>
     <w:p>
@@ -808,7 +817,7 @@
         <w:keepNext/>
       </w:pPr>
       <w:r>
-        <w:t>[profile.default]</w:t>
+        <w:t>[profile.default]  # Remember, the settings forge uses by default.</w:t>
       </w:r>
     </w:p>
     <w:p>
@@ -1062,7 +1071,17 @@
     </w:p>
     <w:p>
       <w:r>
-        <w:t>Assembly has no struct, record, or class. The nearest honest equivalent is a block of memory in which the program itself decides where each field sits: this program keeps one server as four 8-byte fields side by side, and equ names each field's offset, its distance in bytes from the start of the block, so [web_01_server + PORT] reads as "the port field". That is what a C compiler does for a struct, with three things Assembly does not do: it computes the offsets, it checks the field names, and it picks each field's size. Here a wrong offset reads the wrong field with no error, and every field is 8 bytes only because that keeps the offsets simple. A record travels as its address, never as a copy, so every function works on the caller's own record; the Production-Minded create_server fills a block the caller passes, because a 32-byte record cannot come back in rax. Assembly has no enum either: named equ constants, PRODUCTION 0, STAGING 1, and DEVELOPMENT 2, stand in for one, the environment field holds the number, and print_server uses it to pick the text's address from a dq list, environment_names.</w:t>
+        <w:t xml:space="preserve">Assembly has no struct, record, or class. The nearest honest equivalent is a block of memory in which the program itself decides where each field sits: this program keeps one server as four 8-byte fields side by side, and equ names each field's offset, its distance in bytes from the start of the block, so [web_01_server + PORT] reads as "the port field". That is what a C compiler does for a struct, with three things Assembly does not do: it computes the offsets, it checks the field names, and it picks each </w:t>
+      </w:r>
+      <w:r>
+        <w:t xml:space="preserve">field's size. Here a wrong offset reads the </w:t>
+      </w:r>
+      <w:r>
+        <w:lastRenderedPageBreak/>
+        <w:t>wrong field with no error, and every field is 8 bytes only because that keeps the offsets simple. A record travels as its address, never as a copy, so every function works on the caller's own record; the Production-Minded create_server fills a block the caller passes, because a 32-byte record cannot come back in rax. Assembly has no enum either: named equ constants, PRODUCTION 0, STAGING 1, and DEVELOPMENT 2, stand in for one, the environment field holds the numbe</w:t>
+      </w:r>
+      <w:r>
+        <w:t>r, and print_server uses it to pick the text's address from a dq list, environment_names.</w:t>
       </w:r>
     </w:p>
     <w:p>
@@ -1408,6 +1427,7 @@
         <w:pStyle w:val="SourceCode"/>
       </w:pPr>
       <w:r>
+        <w:lastRenderedPageBreak/>
         <w:t xml:space="preserve">    environment_format  db "Environment: %s", 10, 0</w:t>
       </w:r>
     </w:p>
@@ -6009,7 +6029,10 @@
     </w:p>
     <w:p>
       <w:r>
-        <w:t>Both versions define the same record and print the same nine lines. The Basic version fills the record in main and changes its fields there directly. The Production-Minded version builds every record in create_server and changes it only through update_server, so a new field, or later a rule such as a valid port range, is added in one place. update_server is also where value and reference matter: the caller must end up with the changed record, whether the function changes the caller's own record or returns a new one.</w:t>
+        <w:t>Both versions define the same record and print the same nine lines. The Basic version fills the record in main and changes its fields there directly. The Production-Minded version builds every record in create_server and changes it only through update_server, so a new field, or later a rule such as a valid port range, is added in one place. update_server is also where value and reference matter: the caller must end up with the changed record, whether the function changes the caller's own record or returns a</w:t>
+      </w:r>
+      <w:r>
+        <w:t xml:space="preserve"> new one.</w:t>
       </w:r>
     </w:p>
     <w:p>
@@ -6037,7 +6060,10 @@
     </w:p>
     <w:p>
       <w:r>
-        <w:t>Rust's record is the struct. struct Server lists its fields as name: type, and Server { field: value, ... } creates one with every field named. A struct passed to a function without &amp; is handed over, as a String was in Lesson 2.2a, and the caller cannot use it again, so print_server takes &amp;Server, a read-only loan, and the Production-Minded update_server takes &amp;mut Server, a loan that allows changes. create_server returns a new Server as its last expression, and the caller owns it. The environment is an enum Environment with three variants, written Environment::Production; environment_name turns a variant into text with a match, which must cover every variant or the build fails. Rust's variants can also carry data, such as a value inside a variant; this lesson uses plain names only.</w:t>
+        <w:t>Rust's record is the struct. struct Server lists its fields as name: type, and Server { field: value, ... } creates one with every field named. A struct passed to a function without &amp; is handed over, as a String was in Lesson 2.2a, and the caller cannot use it again, so print_server takes &amp;Server, a read-only loan, and the Production-Minded update_server takes &amp;mut Server, a loan that allows changes. create_server returns a new Server as its last expression, and the caller owns it. The environment is an enu</w:t>
+      </w:r>
+      <w:r>
+        <w:t>m Environment with three variants, written Environment::Production; environment_name turns a variant into text with a match, which must cover every variant or the build fails. Rust's variants can also carry data, such as a value inside a variant; this lesson uses plain names only.</w:t>
       </w:r>
     </w:p>
     <w:p>
@@ -6891,7 +6917,10 @@
         <w:keepNext/>
       </w:pPr>
       <w:r>
-        <w:t>cargo build prints its own progress lines first; those are not part of the program's output. It also prints warning: variants `Staging` and `Development` are never constructed, once for each program: it creates only Production, and Rust points out names nothing uses. It is a warning, not an error. After the Exercise, basic_record still warns, and record warns only about Development. The program reads no input. Your screen must show exactly these nine lines, with the same spelling, spacing, and capitalization.</w:t>
+        <w:t>cargo build prints its own progress lines first; those are not part of the program's output. It also prints warning: variants `Staging` and `Development` are never constructed, once for each program: it creates only Production, and Rust points out names nothing uses. It is a warning, not an error. After the Exercise, basic_record still warns, and record warns only about Development. The program reads no input. Your screen must show exactly these nine lines, with the same spelling, spacing, and capitalizatio</w:t>
+      </w:r>
+      <w:r>
+        <w:t>n.</w:t>
       </w:r>
     </w:p>
     <w:p>
@@ -7761,7 +7790,10 @@
         <w:keepNext/>
       </w:pPr>
       <w:r>
-        <w:t>cargo build prints its own progress lines first; those are not part of the program's output. It also prints warning: variants `Staging` and `Development` are never constructed, once for each program: it creates only Production, and Rust points out names nothing uses. It is a warning, not an error. After the Exercise, basic_record still warns, and record warns only about Development. The program reads no input. Your screen must show exactly these nine lines, with the same spelling, spacing, and capitalization.</w:t>
+        <w:t>cargo build prints its own progress lines first; those are not part of the program's output. It also prints warning: variants `Staging` and `Development` are never constructed, once for each program: it creates only Production, and Rust points out names nothing uses. It is a warning, not an error. After the Exercise, basic_record still warns, and record warns only about Development. The program reads no input. Your screen must show exactly these nine lines, with the same spelling, spacing, and capitalizatio</w:t>
+      </w:r>
+      <w:r>
+        <w:t>n.</w:t>
       </w:r>
     </w:p>
     <w:p>
@@ -7991,7 +8023,10 @@
     </w:p>
     <w:p>
       <w:r>
-        <w:t>Both versions define the same record and print the same nine lines. The Basic version fills the record in main and changes its fields there directly. The Production-Minded version builds every record in create_server and changes it only through update_server, so a new field, or later a rule such as a valid port range, is added in one place. update_server is also where value and reference matter: the caller must end up with the changed record, whether the function changes the caller's own record or returns a new one.</w:t>
+        <w:t>Both versions define the same record and print the same nine lines. The Basic version fills the record in main and changes its fields there directly. The Production-Minded version builds every record in create_server and changes it only through update_server, so a new field, or later a rule such as a valid port range, is added in one place. update_server is also where value and reference matter: the caller must end up with the changed record, whether the function changes the caller's own record or returns a</w:t>
+      </w:r>
+      <w:r>
+        <w:t xml:space="preserve"> new one.</w:t>
       </w:r>
     </w:p>
     <w:p>
@@ -8019,7 +8054,10 @@
     </w:p>
     <w:p>
       <w:r>
-        <w:t>Erlang's record is defined with -record(server, {hostname, environment, port, enabled}), created with #server{field = value, ...}, and read with Server#server.port: the variable, then #, the record name, a dot, and the field name. Like every Erlang value, a record never changes: Server#server{port = 8443, enabled = false} returns a new record with those fields replaced, and the original still holds 443. So the Production-Minded update_server returns the changed record, and main keeps it under a new name, Updated, and prints that. The module is named server_record because it holds the server record and the functions that build and print one. Erlang has no enum type: atoms serve as enum values, so the environment is the atom production, one of production, staging, or development, and ~s prints its name.</w:t>
+        <w:t>Erlang's record is defined with -record(server, {hostname, environment, port, enabled}), created with #server{field = value, ...}, and read with Server#server.port: the variable, then #, the record name, a dot, and the field name. Like every Erlang value, a record never changes: Server#server{port = 8443, enabled = false} returns a new record with those fields replaced, and the original still holds 443. So the Production-Minded update_server returns the changed record, and main keeps it under a new name, Up</w:t>
+      </w:r>
+      <w:r>
+        <w:t>dated, and prints that. The module is named server_record because it holds the server record and the functions that build and print one. Erlang has no enum type: atoms serve as enum values, so the environment is the atom production, one of production, staging, or development, and ~s prints its name.</w:t>
       </w:r>
     </w:p>
     <w:p>
@@ -9553,7 +9591,10 @@
     </w:p>
     <w:p>
       <w:r>
-        <w:t>Both versions define the same record and print the same nine lines. The Basic version fills the record in main and changes its fields there directly. The Production-Minded version builds every record in create_server and changes it only through update_server, so a new field, or later a rule such as a valid port range, is added in one place. update_server is also where value and reference matter: the caller must end up with the changed record, whether the function changes the caller's own record or returns a new one.</w:t>
+        <w:t>Both versions define the same record and print the same nine lines. The Basic version fills the record in main and changes its fields there directly. The Production-Minded version builds every record in create_server and changes it only through update_server, so a new field, or later a rule such as a valid port range, is added in one place. update_server is also where value and reference matter: the caller must end up with the changed record, whether the function changes the caller's own record or returns a</w:t>
+      </w:r>
+      <w:r>
+        <w:t xml:space="preserve"> new one.</w:t>
       </w:r>
     </w:p>
     <w:p>
@@ -9581,7 +9622,10 @@
     </w:p>
     <w:p>
       <w:r>
-        <w:t>Solidity's record is the struct, declared inside the contract, and Server({field: value, ...}) creates one in memory, the working space of one call, rather than in storage, the contract's saved data. A memory struct passed to an internal function is the caller's own record, so the Production-Minded updateServer changes it in place with nothing extra, and createServer returns a new one. That holds only inside the contract: a record sent to another contract would be a copy. Nothing is stored in this lesson, so run is pure again. The environment is an enum Environment, written Environment.Production; underneath it is a uint8, a small whole number, and console.log cannot print it, so environmentName turns it into text with an else-if chain, because Solidity has no switch.</w:t>
+        <w:t>Solidity's record is the struct, declared inside the contract, and Server({field: value, ...}) creates one in memory, the working space of one call, rather than in storage, the contract's saved data. A memory struct passed to an internal function is the caller's own record, so the Production-Minded updateServer changes it in place with nothing extra, and createServer returns a new one. That holds only inside the contract: a record sent to another contract would be a copy. Nothing is stored in this lesson, s</w:t>
+      </w:r>
+      <w:r>
+        <w:t>o run is pure again. The environment is an enum Environment, written Environment.Production; underneath it is a uint8, a small whole number, and console.log cannot print it, so environmentName turns it into text with an else-if chain, because Solidity has no switch.</w:t>
       </w:r>
     </w:p>
     <w:p>
@@ -11803,7 +11847,10 @@
     </w:p>
     <w:p>
       <w:r>
-        <w:t>Both versions define the same record and print the same nine lines. The Basic version fills the record in run and changes its fields there directly. The Production-Minded version builds every record in createServer and changes it only through updateServer, so a new field, or later a rule such as a valid port range, is added in one place. updateServer is also where value and reference matter: the caller must end up with the changed record, whether the function changes the caller's own record or returns a new one.</w:t>
+        <w:t>Both versions define the same record and print the same nine lines. The Basic version fills the record in run and changes its fields there directly. The Production-Minded version builds every record in createServer and changes it only through updateServer, so a new field, or later a rule such as a valid port range, is added in one place. updateServer is also where value and reference matter: the caller must end up with the changed record, whether the function changes the caller's own record or returns a new</w:t>
+      </w:r>
+      <w:r>
+        <w:t xml:space="preserve"> one.</w:t>
       </w:r>
     </w:p>
     <w:p>
@@ -12258,7 +12305,10 @@
     </w:p>
     <w:p>
       <w:r>
-        <w:t>A record is how both Chapter 2 projects carry their facts, in the Extended languages too. The System Information Utility gathers a host name, operating-system family, CPU count, and total memory: a HostInfo record holds them together, a create function fills it, and a print function like print_server prints the report. The Command-Line Survey Application keeps one person's answers, the server, environment, and port asked for in Lesson 2.3a, in one record, filled as the questions are answered and printed as the final summary; in Solidity the answers arrive as one call's arguments and fill a memory record. Server, create_server, and print_server are that piece. Lesson 2.10a moves them into their own module and calls them from the entry file.</w:t>
+        <w:t xml:space="preserve">A record is how both Chapter 2 projects carry their facts, in the Extended languages too. The System Information Utility gathers a host name, operating-system family, CPU count, and total memory: a HostInfo record holds them together, a create function fills it, and a print function like print_server prints the report. The Command-Line Survey Application keeps one person's answers, the server, environment, and port asked for in Lesson 2.3a, in one record, filled as the questions are answered and printed as </w:t>
+      </w:r>
+      <w:r>
+        <w:t>the final summary; in Solidity the answers arrive as one call's arguments and fill a memory record. Server, create_server, and print_server are that piece. Lesson 2.10a moves them into their own module and calls them from the entry file.</w:t>
       </w:r>
     </w:p>
     <w:p>
@@ -12508,7 +12558,10 @@
         <w:pStyle w:val="ListBullet"/>
       </w:pPr>
       <w:r>
-        <w:t>Assembly: add ROLE equ 32, the texts web db "web", 0 and role_format db "Role: %s", 10, 0, and make the record resq 5. In print_server, print [r12 + ROLE] with role_format directly after the .print_done label, so it follows the enabled line. create_server gets a sixth value: on Windows main stores web's address at [rsp + 40] before the call and grows its frame to sub rsp, 56 and add rsp, 56, and create_server reads the value at [rsp + 48] into r10 and stores it at [rcx + ROLE]; on Linux the sixth value arrives in r9, so main writes lea r9, [web] before the call and create_server stores r9 at [rdi + ROLE].</w:t>
+        <w:t>Assembly: add ROLE equ 32, the texts web db "web", 0 and role_format db "Role: %s", 10, 0, and make the record resq 5. In print_server, print [r12 + ROLE] with role_format directly after the .print_done label, so it follows the enabled line. create_server gets a sixth value: on Windows main stores web's address at [rsp + 40] before the call and grows its frame to sub rsp, 56 and add rsp, 56, and create_server reads the value at [rsp + 48] into r10 and stores it at [rcx + ROLE]; on Linux the sixth value arri</w:t>
+      </w:r>
+      <w:r>
+        <w:t>ves in r9, so main writes lea r9, [web] before the call and create_server stores r9 at [rdi + ROLE].</w:t>
       </w:r>
     </w:p>
     <w:p>
@@ -12537,6 +12590,14 @@
     </w:p>
     <w:p>
       <w:pPr>
+        <w:pStyle w:val="ListBullet"/>
+      </w:pPr>
+      <w:r>
+        <w:t>Every language: update the comments the change makes stale too. The record's comment lists role and print_server (printServer) prints five fields; in Assembly the record is 40 bytes, resq 5 sets aside five fields, create_server's comment names the sixth value, and on Windows main's comment explains sub rsp, 56.</w:t>
+      </w:r>
+    </w:p>
+    <w:p>
+      <w:pPr>
         <w:keepNext/>
       </w:pPr>
     </w:p>
@@ -12926,7 +12987,10 @@
     </w:p>
     <w:p>
       <w:r>
-        <w:t>Every language keeps a record the same way at heart: related values side by side under one name, each reached by a field name. Assembly shows the mechanism itself, a block of memory and the offsets of its fields, with nothing to check them. Rust lends a record with &amp; to read and &amp;mut to change; Erlang returns a new record for every change; Solidity passes a memory record to internal functions as the caller's own. A fixed set of names is a Rust or Solidity enum, a set of equ constants in Assembly, and atoms in Erlang, where nothing catches a misspelled one. Lesson 2.10a turns to modules: moving the record and the functions that build and print it into their own file.</w:t>
+        <w:t xml:space="preserve">Every language keeps a record the same way at heart: related values side by side under one name, each reached by a field name. Assembly shows the mechanism itself, a block of memory and the offsets of its fields, with nothing to check them. Rust lends a record with &amp; to read and &amp;mut to change; Erlang returns a new record for every change; Solidity passes a memory record to internal functions as the caller's own. A fixed set of names is a Rust or Solidity enum, a set of equ constants in Assembly, and atoms </w:t>
+      </w:r>
+      <w:r>
+        <w:t>in Erlang, where nothing catches a misspelled one. Lesson 2.10a turns to modules: moving the record and the functions that build and print it into their own file.</w:t>
       </w:r>
     </w:p>
     <w:sectPr>
@@ -13112,31 +13176,31 @@
       </w:rPr>
     </w:lvl>
   </w:abstractNum>
-  <w:num w:numId="1" w16cid:durableId="93788338">
+  <w:num w:numId="1" w16cid:durableId="1365867701">
     <w:abstractNumId w:val="8"/>
   </w:num>
-  <w:num w:numId="2" w16cid:durableId="1123767446">
+  <w:num w:numId="2" w16cid:durableId="737167121">
     <w:abstractNumId w:val="6"/>
   </w:num>
-  <w:num w:numId="3" w16cid:durableId="821458750">
+  <w:num w:numId="3" w16cid:durableId="861361248">
     <w:abstractNumId w:val="5"/>
   </w:num>
-  <w:num w:numId="4" w16cid:durableId="1576283796">
+  <w:num w:numId="4" w16cid:durableId="1177619712">
     <w:abstractNumId w:val="4"/>
   </w:num>
-  <w:num w:numId="5" w16cid:durableId="1621716588">
+  <w:num w:numId="5" w16cid:durableId="1481119608">
     <w:abstractNumId w:val="7"/>
   </w:num>
-  <w:num w:numId="6" w16cid:durableId="1329944751">
+  <w:num w:numId="6" w16cid:durableId="76556904">
     <w:abstractNumId w:val="3"/>
   </w:num>
-  <w:num w:numId="7" w16cid:durableId="1553273773">
+  <w:num w:numId="7" w16cid:durableId="487523894">
     <w:abstractNumId w:val="2"/>
   </w:num>
-  <w:num w:numId="8" w16cid:durableId="201481034">
+  <w:num w:numId="8" w16cid:durableId="1538812063">
     <w:abstractNumId w:val="1"/>
   </w:num>
-  <w:num w:numId="9" w16cid:durableId="2113623166">
+  <w:num w:numId="9" w16cid:durableId="1739085928">
     <w:abstractNumId w:val="0"/>
   </w:num>
 </w:numbering>
